--- a/quantized-gpt2-carbon-footprint/reports/Hardware Specification Report.docx
+++ b/quantized-gpt2-carbon-footprint/reports/Hardware Specification Report.docx
@@ -724,17 +724,49 @@
         <w:spacing w:line="276" w:lineRule="auto"/>
         <w:rPr>
           <w:rFonts w:ascii="Times New Roman" w:hAnsi="Times New Roman" w:cs="Times New Roman"/>
-          <w:b/>
-          <w:bCs/>
-          <w:sz w:val="28"/>
-          <w:szCs w:val="28"/>
-        </w:rPr>
-      </w:pPr>
-      <w:r>
-        <w:rPr>
-          <w:rFonts w:ascii="Times New Roman" w:hAnsi="Times New Roman" w:cs="Times New Roman"/>
-        </w:rPr>
-        <w:t>Dynamic INT8 Quantization (</w:t>
+        </w:rPr>
+      </w:pPr>
+      <w:r>
+        <w:rPr>
+          <w:rFonts w:ascii="Times New Roman" w:hAnsi="Times New Roman" w:cs="Times New Roman"/>
+        </w:rPr>
+        <w:t>Multiple quantization techniques evaluated:</w:t>
+      </w:r>
+    </w:p>
+    <w:p>
+      <w:pPr>
+        <w:numPr>
+          <w:ilvl w:val="0"/>
+          <w:numId w:val="2"/>
+        </w:numPr>
+        <w:spacing w:line="276" w:lineRule="auto"/>
+        <w:rPr>
+          <w:rFonts w:ascii="Times New Roman" w:hAnsi="Times New Roman" w:cs="Times New Roman"/>
+        </w:rPr>
+      </w:pPr>
+      <w:r>
+        <w:rPr>
+          <w:rFonts w:ascii="Times New Roman" w:hAnsi="Times New Roman" w:cs="Times New Roman"/>
+        </w:rPr>
+        <w:t xml:space="preserve">FP16 </w:t>
+      </w:r>
+    </w:p>
+    <w:p>
+      <w:pPr>
+        <w:numPr>
+          <w:ilvl w:val="0"/>
+          <w:numId w:val="2"/>
+        </w:numPr>
+        <w:spacing w:line="276" w:lineRule="auto"/>
+        <w:rPr>
+          <w:rFonts w:ascii="Times New Roman" w:hAnsi="Times New Roman" w:cs="Times New Roman"/>
+        </w:rPr>
+      </w:pPr>
+      <w:r>
+        <w:rPr>
+          <w:rFonts w:ascii="Times New Roman" w:hAnsi="Times New Roman" w:cs="Times New Roman"/>
+        </w:rPr>
+        <w:t>Dynamic INT8 (</w:t>
       </w:r>
       <w:proofErr w:type="spellStart"/>
       <w:r>
@@ -748,7 +780,59 @@
         <w:rPr>
           <w:rFonts w:ascii="Times New Roman" w:hAnsi="Times New Roman" w:cs="Times New Roman"/>
         </w:rPr>
-        <w:t xml:space="preserve"> Dynamic Quantization)</w:t>
+        <w:t xml:space="preserve">) </w:t>
+      </w:r>
+    </w:p>
+    <w:p>
+      <w:pPr>
+        <w:numPr>
+          <w:ilvl w:val="0"/>
+          <w:numId w:val="2"/>
+        </w:numPr>
+        <w:spacing w:line="276" w:lineRule="auto"/>
+        <w:rPr>
+          <w:rFonts w:ascii="Times New Roman" w:hAnsi="Times New Roman" w:cs="Times New Roman"/>
+        </w:rPr>
+      </w:pPr>
+      <w:proofErr w:type="spellStart"/>
+      <w:r>
+        <w:rPr>
+          <w:rFonts w:ascii="Times New Roman" w:hAnsi="Times New Roman" w:cs="Times New Roman"/>
+        </w:rPr>
+        <w:t>BitsAndBytes</w:t>
+      </w:r>
+      <w:proofErr w:type="spellEnd"/>
+      <w:r>
+        <w:rPr>
+          <w:rFonts w:ascii="Times New Roman" w:hAnsi="Times New Roman" w:cs="Times New Roman"/>
+        </w:rPr>
+        <w:t xml:space="preserve"> INT8 </w:t>
+      </w:r>
+    </w:p>
+    <w:p>
+      <w:pPr>
+        <w:numPr>
+          <w:ilvl w:val="0"/>
+          <w:numId w:val="2"/>
+        </w:numPr>
+        <w:spacing w:line="276" w:lineRule="auto"/>
+        <w:rPr>
+          <w:rFonts w:ascii="Times New Roman" w:hAnsi="Times New Roman" w:cs="Times New Roman"/>
+        </w:rPr>
+      </w:pPr>
+      <w:proofErr w:type="spellStart"/>
+      <w:r>
+        <w:rPr>
+          <w:rFonts w:ascii="Times New Roman" w:hAnsi="Times New Roman" w:cs="Times New Roman"/>
+        </w:rPr>
+        <w:t>BitsAndBytes</w:t>
+      </w:r>
+      <w:proofErr w:type="spellEnd"/>
+      <w:r>
+        <w:rPr>
+          <w:rFonts w:ascii="Times New Roman" w:hAnsi="Times New Roman" w:cs="Times New Roman"/>
+        </w:rPr>
+        <w:t xml:space="preserve"> 4-bit (NF4)</w:t>
       </w:r>
     </w:p>
     <w:p>
@@ -783,19 +867,7 @@
         <w:rPr>
           <w:rFonts w:ascii="Times New Roman" w:hAnsi="Times New Roman" w:cs="Times New Roman"/>
         </w:rPr>
-        <w:t xml:space="preserve">The </w:t>
-      </w:r>
-      <w:r>
-        <w:rPr>
-          <w:rFonts w:ascii="Times New Roman" w:hAnsi="Times New Roman" w:cs="Times New Roman"/>
-        </w:rPr>
-        <w:t>Quantized GPT-2</w:t>
-      </w:r>
-      <w:r>
-        <w:rPr>
-          <w:rFonts w:ascii="Times New Roman" w:hAnsi="Times New Roman" w:cs="Times New Roman"/>
-        </w:rPr>
-        <w:t xml:space="preserve"> carbon footprint experiments were conducted using the Kaggle Notebook environment equipped with an NVIDIA Tesla T4 GPU and Intel Xeon virtual CPUs. </w:t>
+        <w:t xml:space="preserve">The GPT-2 quantization experiments were conducted using the Kaggle Notebook environment equipped with an NVIDIA Tesla T4 GPU and Intel Xeon virtual CPUs. </w:t>
       </w:r>
       <w:proofErr w:type="gramStart"/>
       <w:r>
@@ -809,7 +881,7 @@
         <w:rPr>
           <w:rFonts w:ascii="Times New Roman" w:hAnsi="Times New Roman" w:cs="Times New Roman"/>
         </w:rPr>
-        <w:t xml:space="preserve">-based hardware provided sufficient computational resources for executing quantized GPT-2 inference workloads while measuring runtime, energy consumption, and carbon emissions using </w:t>
+        <w:t xml:space="preserve">-based hardware provided sufficient computational resources for executing GPT-2 inference workloads while measuring runtime, energy consumption, and carbon emissions using </w:t>
       </w:r>
       <w:proofErr w:type="spellStart"/>
       <w:r>
@@ -836,7 +908,63 @@
         <w:rPr>
           <w:rFonts w:ascii="Times New Roman" w:hAnsi="Times New Roman" w:cs="Times New Roman"/>
         </w:rPr>
-        <w:t>Dynamic INT8 quantization was applied to the original GPT-2 model to reduce computational overhead during inference without modifying the underlying hardware configuration. Maintaining the same execution environment as the baseline GPT-2 experiments ensured a fair comparison, allowing the observed improvements in runtime, energy consumption, and carbon emissions to be attributed primarily to model quantization. This hardware configuration enabled consistent, reproducible, and reliable measurements throughout the energy profiling experiments.</w:t>
+        <w:t>To evaluate the impact of numerical precision on inference efficiency, multiple model configurations were tested, including FP32, FP16, Dynamic INT8 (</w:t>
+      </w:r>
+      <w:proofErr w:type="spellStart"/>
+      <w:r>
+        <w:rPr>
+          <w:rFonts w:ascii="Times New Roman" w:hAnsi="Times New Roman" w:cs="Times New Roman"/>
+        </w:rPr>
+        <w:t>PyTorch</w:t>
+      </w:r>
+      <w:proofErr w:type="spellEnd"/>
+      <w:r>
+        <w:rPr>
+          <w:rFonts w:ascii="Times New Roman" w:hAnsi="Times New Roman" w:cs="Times New Roman"/>
+        </w:rPr>
+        <w:t xml:space="preserve">), </w:t>
+      </w:r>
+      <w:proofErr w:type="spellStart"/>
+      <w:r>
+        <w:rPr>
+          <w:rFonts w:ascii="Times New Roman" w:hAnsi="Times New Roman" w:cs="Times New Roman"/>
+        </w:rPr>
+        <w:t>BitsAndBytes</w:t>
+      </w:r>
+      <w:proofErr w:type="spellEnd"/>
+      <w:r>
+        <w:rPr>
+          <w:rFonts w:ascii="Times New Roman" w:hAnsi="Times New Roman" w:cs="Times New Roman"/>
+        </w:rPr>
+        <w:t xml:space="preserve"> INT8, and </w:t>
+      </w:r>
+      <w:proofErr w:type="spellStart"/>
+      <w:r>
+        <w:rPr>
+          <w:rFonts w:ascii="Times New Roman" w:hAnsi="Times New Roman" w:cs="Times New Roman"/>
+        </w:rPr>
+        <w:t>BitsAndBytes</w:t>
+      </w:r>
+      <w:proofErr w:type="spellEnd"/>
+      <w:r>
+        <w:rPr>
+          <w:rFonts w:ascii="Times New Roman" w:hAnsi="Times New Roman" w:cs="Times New Roman"/>
+        </w:rPr>
+        <w:t xml:space="preserve"> 4-bit (NF4). All experiments were performed using the same hardware, software environment, prompts, and execution settings to ensure a fair comparison.</w:t>
+      </w:r>
+    </w:p>
+    <w:p>
+      <w:pPr>
+        <w:rPr>
+          <w:rFonts w:ascii="Times New Roman" w:hAnsi="Times New Roman" w:cs="Times New Roman"/>
+        </w:rPr>
+      </w:pPr>
+      <w:r>
+        <w:rPr>
+          <w:rFonts w:ascii="Times New Roman" w:hAnsi="Times New Roman" w:cs="Times New Roman"/>
+        </w:rPr>
+        <w:lastRenderedPageBreak/>
+        <w:t>Maintaining identical experimental conditions allowed the observed differences in runtime, energy consumption, GPU utilization, and carbon emissions to be attributed primarily to the selected quantization strategy. This hardware configuration enabled consistent, reproducible, and reliable measurements throughout the energy profiling experiments.</w:t>
       </w:r>
     </w:p>
     <w:sectPr>
@@ -1000,8 +1128,160 @@
       </w:rPr>
     </w:lvl>
   </w:abstractNum>
+  <w:abstractNum w:abstractNumId="1" w15:restartNumberingAfterBreak="0">
+    <w:nsid w:val="793374AA"/>
+    <w:multiLevelType w:val="multilevel"/>
+    <w:tmpl w:val="D7AEE1F8"/>
+    <w:lvl w:ilvl="0">
+      <w:start w:val="1"/>
+      <w:numFmt w:val="bullet"/>
+      <w:lvlText w:val=""/>
+      <w:lvlJc w:val="left"/>
+      <w:pPr>
+        <w:tabs>
+          <w:tab w:val="num" w:pos="720"/>
+        </w:tabs>
+        <w:ind w:left="720" w:hanging="360"/>
+      </w:pPr>
+      <w:rPr>
+        <w:rFonts w:ascii="Symbol" w:hAnsi="Symbol" w:hint="default"/>
+        <w:sz w:val="20"/>
+      </w:rPr>
+    </w:lvl>
+    <w:lvl w:ilvl="1" w:tentative="1">
+      <w:start w:val="1"/>
+      <w:numFmt w:val="bullet"/>
+      <w:lvlText w:val="o"/>
+      <w:lvlJc w:val="left"/>
+      <w:pPr>
+        <w:tabs>
+          <w:tab w:val="num" w:pos="1440"/>
+        </w:tabs>
+        <w:ind w:left="1440" w:hanging="360"/>
+      </w:pPr>
+      <w:rPr>
+        <w:rFonts w:ascii="Courier New" w:hAnsi="Courier New" w:hint="default"/>
+        <w:sz w:val="20"/>
+      </w:rPr>
+    </w:lvl>
+    <w:lvl w:ilvl="2" w:tentative="1">
+      <w:start w:val="1"/>
+      <w:numFmt w:val="bullet"/>
+      <w:lvlText w:val=""/>
+      <w:lvlJc w:val="left"/>
+      <w:pPr>
+        <w:tabs>
+          <w:tab w:val="num" w:pos="2160"/>
+        </w:tabs>
+        <w:ind w:left="2160" w:hanging="360"/>
+      </w:pPr>
+      <w:rPr>
+        <w:rFonts w:ascii="Wingdings" w:hAnsi="Wingdings" w:hint="default"/>
+        <w:sz w:val="20"/>
+      </w:rPr>
+    </w:lvl>
+    <w:lvl w:ilvl="3" w:tentative="1">
+      <w:start w:val="1"/>
+      <w:numFmt w:val="bullet"/>
+      <w:lvlText w:val=""/>
+      <w:lvlJc w:val="left"/>
+      <w:pPr>
+        <w:tabs>
+          <w:tab w:val="num" w:pos="2880"/>
+        </w:tabs>
+        <w:ind w:left="2880" w:hanging="360"/>
+      </w:pPr>
+      <w:rPr>
+        <w:rFonts w:ascii="Wingdings" w:hAnsi="Wingdings" w:hint="default"/>
+        <w:sz w:val="20"/>
+      </w:rPr>
+    </w:lvl>
+    <w:lvl w:ilvl="4" w:tentative="1">
+      <w:start w:val="1"/>
+      <w:numFmt w:val="bullet"/>
+      <w:lvlText w:val=""/>
+      <w:lvlJc w:val="left"/>
+      <w:pPr>
+        <w:tabs>
+          <w:tab w:val="num" w:pos="3600"/>
+        </w:tabs>
+        <w:ind w:left="3600" w:hanging="360"/>
+      </w:pPr>
+      <w:rPr>
+        <w:rFonts w:ascii="Wingdings" w:hAnsi="Wingdings" w:hint="default"/>
+        <w:sz w:val="20"/>
+      </w:rPr>
+    </w:lvl>
+    <w:lvl w:ilvl="5" w:tentative="1">
+      <w:start w:val="1"/>
+      <w:numFmt w:val="bullet"/>
+      <w:lvlText w:val=""/>
+      <w:lvlJc w:val="left"/>
+      <w:pPr>
+        <w:tabs>
+          <w:tab w:val="num" w:pos="4320"/>
+        </w:tabs>
+        <w:ind w:left="4320" w:hanging="360"/>
+      </w:pPr>
+      <w:rPr>
+        <w:rFonts w:ascii="Wingdings" w:hAnsi="Wingdings" w:hint="default"/>
+        <w:sz w:val="20"/>
+      </w:rPr>
+    </w:lvl>
+    <w:lvl w:ilvl="6" w:tentative="1">
+      <w:start w:val="1"/>
+      <w:numFmt w:val="bullet"/>
+      <w:lvlText w:val=""/>
+      <w:lvlJc w:val="left"/>
+      <w:pPr>
+        <w:tabs>
+          <w:tab w:val="num" w:pos="5040"/>
+        </w:tabs>
+        <w:ind w:left="5040" w:hanging="360"/>
+      </w:pPr>
+      <w:rPr>
+        <w:rFonts w:ascii="Wingdings" w:hAnsi="Wingdings" w:hint="default"/>
+        <w:sz w:val="20"/>
+      </w:rPr>
+    </w:lvl>
+    <w:lvl w:ilvl="7" w:tentative="1">
+      <w:start w:val="1"/>
+      <w:numFmt w:val="bullet"/>
+      <w:lvlText w:val=""/>
+      <w:lvlJc w:val="left"/>
+      <w:pPr>
+        <w:tabs>
+          <w:tab w:val="num" w:pos="5760"/>
+        </w:tabs>
+        <w:ind w:left="5760" w:hanging="360"/>
+      </w:pPr>
+      <w:rPr>
+        <w:rFonts w:ascii="Wingdings" w:hAnsi="Wingdings" w:hint="default"/>
+        <w:sz w:val="20"/>
+      </w:rPr>
+    </w:lvl>
+    <w:lvl w:ilvl="8" w:tentative="1">
+      <w:start w:val="1"/>
+      <w:numFmt w:val="bullet"/>
+      <w:lvlText w:val=""/>
+      <w:lvlJc w:val="left"/>
+      <w:pPr>
+        <w:tabs>
+          <w:tab w:val="num" w:pos="6480"/>
+        </w:tabs>
+        <w:ind w:left="6480" w:hanging="360"/>
+      </w:pPr>
+      <w:rPr>
+        <w:rFonts w:ascii="Wingdings" w:hAnsi="Wingdings" w:hint="default"/>
+        <w:sz w:val="20"/>
+      </w:rPr>
+    </w:lvl>
+  </w:abstractNum>
   <w:num w:numId="1" w16cid:durableId="1190140749">
     <w:abstractNumId w:val="0"/>
+  </w:num>
+  <w:num w:numId="2" w16cid:durableId="813527989">
+    <w:abstractNumId w:val="1"/>
   </w:num>
 </w:numbering>
 </file>
